--- a/Launcher/Templates/F_Copyright-Request.docx
+++ b/Launcher/Templates/F_Copyright-Request.docx
@@ -1,6 +1,6 @@
 
 <file path=word/document.xml><?xml version="1.0" encoding="utf-8"?>
-<w:document xmlns:wpc="http://schemas.microsoft.com/office/word/2010/wordprocessingCanvas" xmlns:cx="http://schemas.microsoft.com/office/drawing/2014/chartex" xmlns:cx1="http://schemas.microsoft.com/office/drawing/2015/9/8/chartex" xmlns:cx2="http://schemas.microsoft.com/office/drawing/2015/10/21/chartex" xmlns:cx3="http://schemas.microsoft.com/office/drawing/2016/5/9/chartex" xmlns:cx4="http://schemas.microsoft.com/office/drawing/2016/5/10/chartex" xmlns:cx5="http://schemas.microsoft.com/office/drawing/2016/5/11/chartex" xmlns:cx6="http://schemas.microsoft.com/office/drawing/2016/5/12/chartex" xmlns:cx7="http://schemas.microsoft.com/office/drawing/2016/5/13/chartex" xmlns:cx8="http://schemas.microsoft.com/office/drawing/2016/5/14/chartex" xmlns:mc="http://schemas.openxmlformats.org/markup-compatibility/2006" xmlns:aink="http://schemas.microsoft.com/office/drawing/2016/ink" xmlns:am3d="http://schemas.microsoft.com/office/drawing/2017/model3d" xmlns:o="urn:schemas-microsoft-com:office:office" xmlns:r="http://schemas.openxmlformats.org/officeDocument/2006/relationships" xmlns:m="http://schemas.openxmlformats.org/officeDocument/2006/math" xmlns:v="urn:schemas-microsoft-com:vml" xmlns:wp14="http://schemas.microsoft.com/office/word/2010/wordprocessingDrawing" xmlns:wp="http://schemas.openxmlformats.org/drawingml/2006/wordprocessingDrawing" xmlns:w10="urn:schemas-microsoft-com:office:word" xmlns:w="http://schemas.openxmlformats.org/wordprocessingml/2006/main" xmlns:w14="http://schemas.microsoft.com/office/word/2010/wordml" xmlns:w15="http://schemas.microsoft.com/office/word/2012/wordml" xmlns:w16cid="http://schemas.microsoft.com/office/word/2016/wordml/cid" xmlns:w16se="http://schemas.microsoft.com/office/word/2015/wordml/symex" xmlns:wpg="http://schemas.microsoft.com/office/word/2010/wordprocessingGroup" xmlns:wpi="http://schemas.microsoft.com/office/word/2010/wordprocessingInk" xmlns:wne="http://schemas.microsoft.com/office/word/2006/wordml" xmlns:wps="http://schemas.microsoft.com/office/word/2010/wordprocessingShape" mc:Ignorable="w14 w15 w16se w16cid wp14">
+<w:document xmlns:wpc="http://schemas.microsoft.com/office/word/2010/wordprocessingCanvas" xmlns:cx="http://schemas.microsoft.com/office/drawing/2014/chartex" xmlns:cx1="http://schemas.microsoft.com/office/drawing/2015/9/8/chartex" xmlns:mc="http://schemas.openxmlformats.org/markup-compatibility/2006" xmlns:o="urn:schemas-microsoft-com:office:office" xmlns:r="http://schemas.openxmlformats.org/officeDocument/2006/relationships" xmlns:m="http://schemas.openxmlformats.org/officeDocument/2006/math" xmlns:v="urn:schemas-microsoft-com:vml" xmlns:wp14="http://schemas.microsoft.com/office/word/2010/wordprocessingDrawing" xmlns:wp="http://schemas.openxmlformats.org/drawingml/2006/wordprocessingDrawing" xmlns:w10="urn:schemas-microsoft-com:office:word" xmlns:w="http://schemas.openxmlformats.org/wordprocessingml/2006/main" xmlns:w14="http://schemas.microsoft.com/office/word/2010/wordml" xmlns:w15="http://schemas.microsoft.com/office/word/2012/wordml" xmlns:w16se="http://schemas.microsoft.com/office/word/2015/wordml/symex" xmlns:wpg="http://schemas.microsoft.com/office/word/2010/wordprocessingGroup" xmlns:wpi="http://schemas.microsoft.com/office/word/2010/wordprocessingInk" xmlns:wne="http://schemas.microsoft.com/office/word/2006/wordml" xmlns:wps="http://schemas.microsoft.com/office/word/2010/wordprocessingShape" mc:Ignorable="w14 w15 w16se wp14">
   <w:body>
     <w:tbl>
       <w:tblPr>
@@ -86,7 +86,111 @@
                 <w:szCs w:val="32"/>
                 <w:lang w:eastAsia="ru-RU"/>
               </w:rPr>
-              <w:t>«Українська агенція з авторських та суміжних прав</w:t>
+              <w:t>«</w:t>
+            </w:r>
+            <w:proofErr w:type="spellStart"/>
+            <w:r>
+              <w:rPr>
+                <w:rFonts w:ascii="Times New Roman" w:eastAsia="Times New Roman" w:hAnsi="Times New Roman" w:cs="Times New Roman"/>
+                <w:b/>
+                <w:bCs/>
+                <w:color w:val="000000"/>
+                <w:sz w:val="32"/>
+                <w:szCs w:val="32"/>
+                <w:lang w:eastAsia="ru-RU"/>
+              </w:rPr>
+              <w:t>Українська</w:t>
+            </w:r>
+            <w:proofErr w:type="spellEnd"/>
+            <w:r>
+              <w:rPr>
+                <w:rFonts w:ascii="Times New Roman" w:eastAsia="Times New Roman" w:hAnsi="Times New Roman" w:cs="Times New Roman"/>
+                <w:b/>
+                <w:bCs/>
+                <w:color w:val="000000"/>
+                <w:sz w:val="32"/>
+                <w:szCs w:val="32"/>
+                <w:lang w:eastAsia="ru-RU"/>
+              </w:rPr>
+              <w:t xml:space="preserve"> </w:t>
+            </w:r>
+            <w:proofErr w:type="spellStart"/>
+            <w:r>
+              <w:rPr>
+                <w:rFonts w:ascii="Times New Roman" w:eastAsia="Times New Roman" w:hAnsi="Times New Roman" w:cs="Times New Roman"/>
+                <w:b/>
+                <w:bCs/>
+                <w:color w:val="000000"/>
+                <w:sz w:val="32"/>
+                <w:szCs w:val="32"/>
+                <w:lang w:eastAsia="ru-RU"/>
+              </w:rPr>
+              <w:t>агенція</w:t>
+            </w:r>
+            <w:proofErr w:type="spellEnd"/>
+            <w:r>
+              <w:rPr>
+                <w:rFonts w:ascii="Times New Roman" w:eastAsia="Times New Roman" w:hAnsi="Times New Roman" w:cs="Times New Roman"/>
+                <w:b/>
+                <w:bCs/>
+                <w:color w:val="000000"/>
+                <w:sz w:val="32"/>
+                <w:szCs w:val="32"/>
+                <w:lang w:eastAsia="ru-RU"/>
+              </w:rPr>
+              <w:t xml:space="preserve"> з </w:t>
+            </w:r>
+            <w:proofErr w:type="spellStart"/>
+            <w:r>
+              <w:rPr>
+                <w:rFonts w:ascii="Times New Roman" w:eastAsia="Times New Roman" w:hAnsi="Times New Roman" w:cs="Times New Roman"/>
+                <w:b/>
+                <w:bCs/>
+                <w:color w:val="000000"/>
+                <w:sz w:val="32"/>
+                <w:szCs w:val="32"/>
+                <w:lang w:eastAsia="ru-RU"/>
+              </w:rPr>
+              <w:t>авторських</w:t>
+            </w:r>
+            <w:proofErr w:type="spellEnd"/>
+            <w:r>
+              <w:rPr>
+                <w:rFonts w:ascii="Times New Roman" w:eastAsia="Times New Roman" w:hAnsi="Times New Roman" w:cs="Times New Roman"/>
+                <w:b/>
+                <w:bCs/>
+                <w:color w:val="000000"/>
+                <w:sz w:val="32"/>
+                <w:szCs w:val="32"/>
+                <w:lang w:eastAsia="ru-RU"/>
+              </w:rPr>
+              <w:t xml:space="preserve"> та </w:t>
+            </w:r>
+            <w:proofErr w:type="spellStart"/>
+            <w:r>
+              <w:rPr>
+                <w:rFonts w:ascii="Times New Roman" w:eastAsia="Times New Roman" w:hAnsi="Times New Roman" w:cs="Times New Roman"/>
+                <w:b/>
+                <w:bCs/>
+                <w:color w:val="000000"/>
+                <w:sz w:val="32"/>
+                <w:szCs w:val="32"/>
+                <w:lang w:eastAsia="ru-RU"/>
+              </w:rPr>
+              <w:t>суміжних</w:t>
+            </w:r>
+            <w:proofErr w:type="spellEnd"/>
+            <w:r>
+              <w:rPr>
+                <w:rFonts w:ascii="Times New Roman" w:eastAsia="Times New Roman" w:hAnsi="Times New Roman" w:cs="Times New Roman"/>
+                <w:b/>
+                <w:bCs/>
+                <w:color w:val="000000"/>
+                <w:sz w:val="32"/>
+                <w:szCs w:val="32"/>
+                <w:lang w:eastAsia="ru-RU"/>
+              </w:rPr>
+              <w:t xml:space="preserve"> прав</w:t>
             </w:r>
           </w:p>
           <w:p>
@@ -100,6 +204,7 @@
                 <w:lang w:eastAsia="ru-RU"/>
               </w:rPr>
             </w:pPr>
+            <w:proofErr w:type="spellStart"/>
             <w:r>
               <w:rPr>
                 <w:rFonts w:ascii="Times New Roman" w:eastAsia="Times New Roman" w:hAnsi="Times New Roman" w:cs="Times New Roman"/>
@@ -108,7 +213,106 @@
                 <w:szCs w:val="24"/>
                 <w:lang w:eastAsia="ru-RU"/>
               </w:rPr>
-              <w:t>вул. Б. Хмельницького 41-А, оф. 1-3, м. Київ, Україна. (044) 223-60-40</w:t>
+              <w:t>вул</w:t>
+            </w:r>
+            <w:proofErr w:type="spellEnd"/>
+            <w:r>
+              <w:rPr>
+                <w:rFonts w:ascii="Times New Roman" w:eastAsia="Times New Roman" w:hAnsi="Times New Roman" w:cs="Times New Roman"/>
+                <w:color w:val="000000"/>
+                <w:sz w:val="24"/>
+                <w:szCs w:val="24"/>
+                <w:lang w:eastAsia="ru-RU"/>
+              </w:rPr>
+              <w:t xml:space="preserve">. </w:t>
+            </w:r>
+            <w:proofErr w:type="spellStart"/>
+            <w:r>
+              <w:rPr>
+                <w:rFonts w:ascii="Times New Roman" w:eastAsia="Times New Roman" w:hAnsi="Times New Roman" w:cs="Times New Roman"/>
+                <w:color w:val="000000"/>
+                <w:sz w:val="24"/>
+                <w:szCs w:val="24"/>
+                <w:lang w:val="uk-UA" w:eastAsia="ru-RU"/>
+              </w:rPr>
+              <w:t>Вавілових</w:t>
+            </w:r>
+            <w:proofErr w:type="spellEnd"/>
+            <w:r>
+              <w:rPr>
+                <w:rFonts w:ascii="Times New Roman" w:eastAsia="Times New Roman" w:hAnsi="Times New Roman" w:cs="Times New Roman"/>
+                <w:color w:val="000000"/>
+                <w:sz w:val="24"/>
+                <w:szCs w:val="24"/>
+                <w:lang w:val="uk-UA" w:eastAsia="ru-RU"/>
+              </w:rPr>
+              <w:t xml:space="preserve"> будинок 15</w:t>
+            </w:r>
+            <w:r>
+              <w:rPr>
+                <w:rFonts w:ascii="Times New Roman" w:eastAsia="Times New Roman" w:hAnsi="Times New Roman" w:cs="Times New Roman"/>
+                <w:color w:val="000000"/>
+                <w:sz w:val="24"/>
+                <w:szCs w:val="24"/>
+                <w:lang w:eastAsia="ru-RU"/>
+              </w:rPr>
+              <w:t xml:space="preserve">-А, м. </w:t>
+            </w:r>
+            <w:proofErr w:type="spellStart"/>
+            <w:r>
+              <w:rPr>
+                <w:rFonts w:ascii="Times New Roman" w:eastAsia="Times New Roman" w:hAnsi="Times New Roman" w:cs="Times New Roman"/>
+                <w:color w:val="000000"/>
+                <w:sz w:val="24"/>
+                <w:szCs w:val="24"/>
+                <w:lang w:eastAsia="ru-RU"/>
+              </w:rPr>
+              <w:t>Київ</w:t>
+            </w:r>
+            <w:proofErr w:type="spellEnd"/>
+            <w:r>
+              <w:rPr>
+                <w:rFonts w:ascii="Times New Roman" w:eastAsia="Times New Roman" w:hAnsi="Times New Roman" w:cs="Times New Roman"/>
+                <w:color w:val="000000"/>
+                <w:sz w:val="24"/>
+                <w:szCs w:val="24"/>
+                <w:lang w:val="uk-UA" w:eastAsia="ru-RU"/>
+              </w:rPr>
+              <w:t xml:space="preserve"> 04060</w:t>
+            </w:r>
+            <w:bookmarkStart w:id="0" w:name="_GoBack"/>
+            <w:bookmarkEnd w:id="0"/>
+            <w:r>
+              <w:rPr>
+                <w:rFonts w:ascii="Times New Roman" w:eastAsia="Times New Roman" w:hAnsi="Times New Roman" w:cs="Times New Roman"/>
+                <w:color w:val="000000"/>
+                <w:sz w:val="24"/>
+                <w:szCs w:val="24"/>
+                <w:lang w:eastAsia="ru-RU"/>
+              </w:rPr>
+              <w:t xml:space="preserve">, </w:t>
+            </w:r>
+            <w:proofErr w:type="spellStart"/>
+            <w:r>
+              <w:rPr>
+                <w:rFonts w:ascii="Times New Roman" w:eastAsia="Times New Roman" w:hAnsi="Times New Roman" w:cs="Times New Roman"/>
+                <w:color w:val="000000"/>
+                <w:sz w:val="24"/>
+                <w:szCs w:val="24"/>
+                <w:lang w:eastAsia="ru-RU"/>
+              </w:rPr>
+              <w:t>Україна</w:t>
+            </w:r>
+            <w:proofErr w:type="spellEnd"/>
+            <w:r>
+              <w:rPr>
+                <w:rFonts w:ascii="Times New Roman" w:eastAsia="Times New Roman" w:hAnsi="Times New Roman" w:cs="Times New Roman"/>
+                <w:color w:val="000000"/>
+                <w:sz w:val="24"/>
+                <w:szCs w:val="24"/>
+                <w:lang w:eastAsia="ru-RU"/>
+              </w:rPr>
+              <w:t>. (044) 223-60-40</w:t>
             </w:r>
           </w:p>
         </w:tc>
@@ -206,7 +410,7 @@
                     </wp:anchor>
                   </w:drawing>
                 </mc:Choice>
-                <mc:Fallback>
+                <mc:Fallback xmlns:w16cid="http://schemas.microsoft.com/office/word/2016/wordml/cid" xmlns:am3d="http://schemas.microsoft.com/office/drawing/2017/model3d" xmlns:aink="http://schemas.microsoft.com/office/drawing/2016/ink" xmlns:cx8="http://schemas.microsoft.com/office/drawing/2016/5/14/chartex" xmlns:cx7="http://schemas.microsoft.com/office/drawing/2016/5/13/chartex" xmlns:cx6="http://schemas.microsoft.com/office/drawing/2016/5/12/chartex" xmlns:cx5="http://schemas.microsoft.com/office/drawing/2016/5/11/chartex" xmlns:cx4="http://schemas.microsoft.com/office/drawing/2016/5/10/chartex" xmlns:cx3="http://schemas.microsoft.com/office/drawing/2016/5/9/chartex" xmlns:cx2="http://schemas.microsoft.com/office/drawing/2015/10/21/chartex">
                   <w:pict>
                     <v:line w14:anchorId="445E332A" id="Прямая соединительная линия 1026" o:spid="_x0000_s1026" style="position:absolute;z-index:251660288;visibility:visible;mso-wrap-style:square;mso-width-percent:0;mso-height-percent:0;mso-wrap-distance-left:9pt;mso-wrap-distance-top:0;mso-wrap-distance-right:9pt;mso-wrap-distance-bottom:0;mso-position-horizontal:absolute;mso-position-horizontal-relative:text;mso-position-vertical:absolute;mso-position-vertical-relative:text;mso-width-percent:0;mso-height-percent:0;mso-width-relative:page;mso-height-relative:page" from="21pt,10.7pt" to="778.5pt,10.7pt" o:gfxdata="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" strokeweight="4pt"/>
                   </w:pict>
@@ -546,7 +750,7 @@
                     <w:lang w:val="uk-UA"/>
                   </w:rPr>
                 </w:pPr>
-                <w:bookmarkStart w:id="0" w:name="_Hlk7778656"/>
+                <w:bookmarkStart w:id="1" w:name="_Hlk7778656"/>
                 <w:r>
                   <w:rPr>
                     <w:rFonts w:ascii="Times New Roman" w:hAnsi="Times New Roman" w:cs="Times New Roman"/>
@@ -926,7 +1130,7 @@
             </w:rPr>
           </w:pPr>
         </w:p>
-        <w:bookmarkEnd w:id="0" w:displacedByCustomXml="next"/>
+        <w:bookmarkEnd w:id="1" w:displacedByCustomXml="next"/>
       </w:sdtContent>
     </w:sdt>
     <w:p>
@@ -1190,7 +1394,7 @@
 </file>
 
 <file path=word/styles.xml><?xml version="1.0" encoding="utf-8"?>
-<w:styles xmlns:mc="http://schemas.openxmlformats.org/markup-compatibility/2006" xmlns:r="http://schemas.openxmlformats.org/officeDocument/2006/relationships" xmlns:w="http://schemas.openxmlformats.org/wordprocessingml/2006/main" xmlns:w14="http://schemas.microsoft.com/office/word/2010/wordml" xmlns:w15="http://schemas.microsoft.com/office/word/2012/wordml" xmlns:w16cid="http://schemas.microsoft.com/office/word/2016/wordml/cid" xmlns:w16se="http://schemas.microsoft.com/office/word/2015/wordml/symex" mc:Ignorable="w14 w15 w16se w16cid">
+<w:styles xmlns:mc="http://schemas.openxmlformats.org/markup-compatibility/2006" xmlns:r="http://schemas.openxmlformats.org/officeDocument/2006/relationships" xmlns:w="http://schemas.openxmlformats.org/wordprocessingml/2006/main" xmlns:w14="http://schemas.microsoft.com/office/word/2010/wordml" xmlns:w15="http://schemas.microsoft.com/office/word/2012/wordml" xmlns:w16se="http://schemas.microsoft.com/office/word/2015/wordml/symex" mc:Ignorable="w14 w15 w16se">
   <w:docDefaults>
     <w:rPrDefault>
       <w:rPr>
@@ -1206,7 +1410,7 @@
       </w:pPr>
     </w:pPrDefault>
   </w:docDefaults>
-  <w:latentStyles w:defLockedState="0" w:defUIPriority="99" w:defSemiHidden="0" w:defUnhideWhenUsed="0" w:defQFormat="0" w:count="376">
+  <w:latentStyles w:defLockedState="0" w:defUIPriority="99" w:defSemiHidden="0" w:defUnhideWhenUsed="0" w:defQFormat="0" w:count="371">
     <w:lsdException w:name="Normal" w:uiPriority="0" w:qFormat="1"/>
     <w:lsdException w:name="heading 1" w:uiPriority="9" w:qFormat="1"/>
     <w:lsdException w:name="heading 2" w:semiHidden="1" w:uiPriority="9" w:unhideWhenUsed="1" w:qFormat="1"/>
@@ -1578,11 +1782,6 @@
     <w:lsdException w:name="List Table 5 Dark Accent 6" w:uiPriority="50"/>
     <w:lsdException w:name="List Table 6 Colorful Accent 6" w:uiPriority="51"/>
     <w:lsdException w:name="List Table 7 Colorful Accent 6" w:uiPriority="52"/>
-    <w:lsdException w:name="Mention" w:semiHidden="1" w:unhideWhenUsed="1"/>
-    <w:lsdException w:name="Smart Hyperlink" w:semiHidden="1" w:unhideWhenUsed="1"/>
-    <w:lsdException w:name="Hashtag" w:semiHidden="1" w:unhideWhenUsed="1"/>
-    <w:lsdException w:name="Unresolved Mention" w:semiHidden="1" w:unhideWhenUsed="1"/>
-    <w:lsdException w:name="Smart Link" w:semiHidden="1" w:unhideWhenUsed="1"/>
   </w:latentStyles>
   <w:style w:type="paragraph" w:default="1" w:styleId="a">
     <w:name w:val="Normal"/>
@@ -1648,7 +1847,7 @@
 </file>
 
 <file path=word/glossary/document.xml><?xml version="1.0" encoding="utf-8"?>
-<w:glossaryDocument xmlns:wpc="http://schemas.microsoft.com/office/word/2010/wordprocessingCanvas" xmlns:cx="http://schemas.microsoft.com/office/drawing/2014/chartex" xmlns:cx1="http://schemas.microsoft.com/office/drawing/2015/9/8/chartex" xmlns:cx2="http://schemas.microsoft.com/office/drawing/2015/10/21/chartex" xmlns:cx3="http://schemas.microsoft.com/office/drawing/2016/5/9/chartex" xmlns:cx4="http://schemas.microsoft.com/office/drawing/2016/5/10/chartex" xmlns:cx5="http://schemas.microsoft.com/office/drawing/2016/5/11/chartex" xmlns:cx6="http://schemas.microsoft.com/office/drawing/2016/5/12/chartex" xmlns:cx7="http://schemas.microsoft.com/office/drawing/2016/5/13/chartex" xmlns:cx8="http://schemas.microsoft.com/office/drawing/2016/5/14/chartex" xmlns:mc="http://schemas.openxmlformats.org/markup-compatibility/2006" xmlns:aink="http://schemas.microsoft.com/office/drawing/2016/ink" xmlns:am3d="http://schemas.microsoft.com/office/drawing/2017/model3d" xmlns:o="urn:schemas-microsoft-com:office:office" xmlns:r="http://schemas.openxmlformats.org/officeDocument/2006/relationships" xmlns:m="http://schemas.openxmlformats.org/officeDocument/2006/math" xmlns:v="urn:schemas-microsoft-com:vml" xmlns:wp14="http://schemas.microsoft.com/office/word/2010/wordprocessingDrawing" xmlns:wp="http://schemas.openxmlformats.org/drawingml/2006/wordprocessingDrawing" xmlns:w10="urn:schemas-microsoft-com:office:word" xmlns:w="http://schemas.openxmlformats.org/wordprocessingml/2006/main" xmlns:w14="http://schemas.microsoft.com/office/word/2010/wordml" xmlns:w15="http://schemas.microsoft.com/office/word/2012/wordml" xmlns:w16cid="http://schemas.microsoft.com/office/word/2016/wordml/cid" xmlns:w16se="http://schemas.microsoft.com/office/word/2015/wordml/symex" xmlns:wpg="http://schemas.microsoft.com/office/word/2010/wordprocessingGroup" xmlns:wpi="http://schemas.microsoft.com/office/word/2010/wordprocessingInk" xmlns:wne="http://schemas.microsoft.com/office/word/2006/wordml" xmlns:wps="http://schemas.microsoft.com/office/word/2010/wordprocessingShape" mc:Ignorable="w14 w15 w16se w16cid wp14">
+<w:glossaryDocument xmlns:wpc="http://schemas.microsoft.com/office/word/2010/wordprocessingCanvas" xmlns:cx="http://schemas.microsoft.com/office/drawing/2014/chartex" xmlns:cx1="http://schemas.microsoft.com/office/drawing/2015/9/8/chartex" xmlns:mc="http://schemas.openxmlformats.org/markup-compatibility/2006" xmlns:o="urn:schemas-microsoft-com:office:office" xmlns:r="http://schemas.openxmlformats.org/officeDocument/2006/relationships" xmlns:m="http://schemas.openxmlformats.org/officeDocument/2006/math" xmlns:v="urn:schemas-microsoft-com:vml" xmlns:wp14="http://schemas.microsoft.com/office/word/2010/wordprocessingDrawing" xmlns:wp="http://schemas.openxmlformats.org/drawingml/2006/wordprocessingDrawing" xmlns:w10="urn:schemas-microsoft-com:office:word" xmlns:w="http://schemas.openxmlformats.org/wordprocessingml/2006/main" xmlns:w14="http://schemas.microsoft.com/office/word/2010/wordml" xmlns:w15="http://schemas.microsoft.com/office/word/2012/wordml" xmlns:w16se="http://schemas.microsoft.com/office/word/2015/wordml/symex" xmlns:wpg="http://schemas.microsoft.com/office/word/2010/wordprocessingGroup" xmlns:wpi="http://schemas.microsoft.com/office/word/2010/wordprocessingInk" xmlns:wne="http://schemas.microsoft.com/office/word/2006/wordml" xmlns:wps="http://schemas.microsoft.com/office/word/2010/wordprocessingShape" mc:Ignorable="w14 w15 w16se wp14">
   <w:docParts>
     <w:docPart>
       <w:docPartPr>
@@ -1707,33 +1906,33 @@
 </file>
 
 <file path=word/glossary/fontTable.xml><?xml version="1.0" encoding="utf-8"?>
-<w:fonts xmlns:mc="http://schemas.openxmlformats.org/markup-compatibility/2006" xmlns:r="http://schemas.openxmlformats.org/officeDocument/2006/relationships" xmlns:w="http://schemas.openxmlformats.org/wordprocessingml/2006/main" xmlns:w14="http://schemas.microsoft.com/office/word/2010/wordml" xmlns:w15="http://schemas.microsoft.com/office/word/2012/wordml" xmlns:w16cid="http://schemas.microsoft.com/office/word/2016/wordml/cid" xmlns:w16se="http://schemas.microsoft.com/office/word/2015/wordml/symex" mc:Ignorable="w14 w15 w16se w16cid">
+<w:fonts xmlns:mc="http://schemas.openxmlformats.org/markup-compatibility/2006" xmlns:r="http://schemas.openxmlformats.org/officeDocument/2006/relationships" xmlns:w="http://schemas.openxmlformats.org/wordprocessingml/2006/main" xmlns:w14="http://schemas.microsoft.com/office/word/2010/wordml" xmlns:w15="http://schemas.microsoft.com/office/word/2012/wordml" xmlns:w16se="http://schemas.microsoft.com/office/word/2015/wordml/symex" mc:Ignorable="w14 w15 w16se">
   <w:font w:name="Calibri">
     <w:panose1 w:val="020F0502020204030204"/>
-    <w:charset w:val="00"/>
+    <w:charset w:val="CC"/>
     <w:family w:val="swiss"/>
     <w:pitch w:val="variable"/>
-    <w:sig w:usb0="E00002FF" w:usb1="4000ACFF" w:usb2="00000001" w:usb3="00000000" w:csb0="0000019F" w:csb1="00000000"/>
+    <w:sig w:usb0="E4002EFF" w:usb1="C000247B" w:usb2="00000009" w:usb3="00000000" w:csb0="000001FF" w:csb1="00000000"/>
   </w:font>
   <w:font w:name="Times New Roman">
     <w:panose1 w:val="02020603050405020304"/>
-    <w:charset w:val="00"/>
+    <w:charset w:val="CC"/>
     <w:family w:val="roman"/>
     <w:pitch w:val="variable"/>
-    <w:sig w:usb0="E0002AFF" w:usb1="C0007843" w:usb2="00000009" w:usb3="00000000" w:csb0="000001FF" w:csb1="00000000"/>
+    <w:sig w:usb0="E0002EFF" w:usb1="C000785B" w:usb2="00000009" w:usb3="00000000" w:csb0="000001FF" w:csb1="00000000"/>
   </w:font>
   <w:font w:name="Calibri Light">
     <w:panose1 w:val="020F0302020204030204"/>
-    <w:charset w:val="00"/>
+    <w:charset w:val="CC"/>
     <w:family w:val="swiss"/>
     <w:pitch w:val="variable"/>
-    <w:sig w:usb0="A00002EF" w:usb1="4000207B" w:usb2="00000000" w:usb3="00000000" w:csb0="0000009F" w:csb1="00000000"/>
+    <w:sig w:usb0="E4002EFF" w:usb1="C000247B" w:usb2="00000009" w:usb3="00000000" w:csb0="000001FF" w:csb1="00000000"/>
   </w:font>
 </w:fonts>
 </file>
 
 <file path=word/glossary/settings.xml><?xml version="1.0" encoding="utf-8"?>
-<w:settings xmlns:mc="http://schemas.openxmlformats.org/markup-compatibility/2006" xmlns:o="urn:schemas-microsoft-com:office:office" xmlns:r="http://schemas.openxmlformats.org/officeDocument/2006/relationships" xmlns:m="http://schemas.openxmlformats.org/officeDocument/2006/math" xmlns:v="urn:schemas-microsoft-com:vml" xmlns:w10="urn:schemas-microsoft-com:office:word" xmlns:w="http://schemas.openxmlformats.org/wordprocessingml/2006/main" xmlns:w14="http://schemas.microsoft.com/office/word/2010/wordml" xmlns:w15="http://schemas.microsoft.com/office/word/2012/wordml" xmlns:w16cid="http://schemas.microsoft.com/office/word/2016/wordml/cid" xmlns:w16se="http://schemas.microsoft.com/office/word/2015/wordml/symex" xmlns:sl="http://schemas.openxmlformats.org/schemaLibrary/2006/main" mc:Ignorable="w14 w15 w16se w16cid">
+<w:settings xmlns:mc="http://schemas.openxmlformats.org/markup-compatibility/2006" xmlns:o="urn:schemas-microsoft-com:office:office" xmlns:r="http://schemas.openxmlformats.org/officeDocument/2006/relationships" xmlns:m="http://schemas.openxmlformats.org/officeDocument/2006/math" xmlns:v="urn:schemas-microsoft-com:vml" xmlns:w10="urn:schemas-microsoft-com:office:word" xmlns:w="http://schemas.openxmlformats.org/wordprocessingml/2006/main" xmlns:w14="http://schemas.microsoft.com/office/word/2010/wordml" xmlns:w15="http://schemas.microsoft.com/office/word/2012/wordml" xmlns:w16se="http://schemas.microsoft.com/office/word/2015/wordml/symex" xmlns:sl="http://schemas.openxmlformats.org/schemaLibrary/2006/main" mc:Ignorable="w14 w15 w16se">
   <w:view w:val="normal"/>
   <w:defaultTabStop w:val="720"/>
   <w:characterSpacingControl w:val="doNotCompress"/>
@@ -1744,12 +1943,11 @@
     <w:compatSetting w:name="enableOpenTypeFeatures" w:uri="http://schemas.microsoft.com/office/word" w:val="1"/>
     <w:compatSetting w:name="doNotFlipMirrorIndents" w:uri="http://schemas.microsoft.com/office/word" w:val="1"/>
     <w:compatSetting w:name="differentiateMultirowTableHeaders" w:uri="http://schemas.microsoft.com/office/word" w:val="1"/>
-    <w:compatSetting w:name="useWord2013TrackBottomHyphenation" w:uri="http://schemas.microsoft.com/office/word" w:val="0"/>
   </w:compat>
   <w:rsids>
     <w:rsidRoot w:val="0033165F"/>
     <w:rsid w:val="0033165F"/>
-    <w:rsid w:val="0067545F"/>
+    <w:rsid w:val="00CE7DD4"/>
     <w:rsid w:val="00E94B32"/>
   </w:rsids>
   <m:mathPr>
@@ -1774,7 +1972,7 @@
 </file>
 
 <file path=word/glossary/styles.xml><?xml version="1.0" encoding="utf-8"?>
-<w:styles xmlns:mc="http://schemas.openxmlformats.org/markup-compatibility/2006" xmlns:r="http://schemas.openxmlformats.org/officeDocument/2006/relationships" xmlns:w="http://schemas.openxmlformats.org/wordprocessingml/2006/main" xmlns:w14="http://schemas.microsoft.com/office/word/2010/wordml" xmlns:w15="http://schemas.microsoft.com/office/word/2012/wordml" xmlns:w16cid="http://schemas.microsoft.com/office/word/2016/wordml/cid" xmlns:w16se="http://schemas.microsoft.com/office/word/2015/wordml/symex" mc:Ignorable="w14 w15 w16se w16cid">
+<w:styles xmlns:mc="http://schemas.openxmlformats.org/markup-compatibility/2006" xmlns:r="http://schemas.openxmlformats.org/officeDocument/2006/relationships" xmlns:w="http://schemas.openxmlformats.org/wordprocessingml/2006/main" xmlns:w14="http://schemas.microsoft.com/office/word/2010/wordml" xmlns:w15="http://schemas.microsoft.com/office/word/2012/wordml" xmlns:w16se="http://schemas.microsoft.com/office/word/2015/wordml/symex" mc:Ignorable="w14 w15 w16se">
   <w:docDefaults>
     <w:rPrDefault>
       <w:rPr>
@@ -1790,7 +1988,7 @@
       </w:pPr>
     </w:pPrDefault>
   </w:docDefaults>
-  <w:latentStyles w:defLockedState="0" w:defUIPriority="99" w:defSemiHidden="0" w:defUnhideWhenUsed="0" w:defQFormat="0" w:count="376">
+  <w:latentStyles w:defLockedState="0" w:defUIPriority="99" w:defSemiHidden="0" w:defUnhideWhenUsed="0" w:defQFormat="0" w:count="371">
     <w:lsdException w:name="Normal" w:uiPriority="0" w:qFormat="1"/>
     <w:lsdException w:name="heading 1" w:uiPriority="9" w:qFormat="1"/>
     <w:lsdException w:name="heading 2" w:semiHidden="1" w:uiPriority="9" w:unhideWhenUsed="1" w:qFormat="1"/>
@@ -2162,11 +2360,6 @@
     <w:lsdException w:name="List Table 5 Dark Accent 6" w:uiPriority="50"/>
     <w:lsdException w:name="List Table 6 Colorful Accent 6" w:uiPriority="51"/>
     <w:lsdException w:name="List Table 7 Colorful Accent 6" w:uiPriority="52"/>
-    <w:lsdException w:name="Mention" w:semiHidden="1" w:unhideWhenUsed="1"/>
-    <w:lsdException w:name="Smart Hyperlink" w:semiHidden="1" w:unhideWhenUsed="1"/>
-    <w:lsdException w:name="Hashtag" w:semiHidden="1" w:unhideWhenUsed="1"/>
-    <w:lsdException w:name="Unresolved Mention" w:semiHidden="1" w:unhideWhenUsed="1"/>
-    <w:lsdException w:name="Smart Link" w:semiHidden="1" w:unhideWhenUsed="1"/>
   </w:latentStyles>
   <w:style w:type="paragraph" w:default="1" w:styleId="a">
     <w:name w:val="Normal"/>
@@ -2213,7 +2406,7 @@
 </file>
 
 <file path=word/glossary/webSettings.xml><?xml version="1.0" encoding="utf-8"?>
-<w:webSettings xmlns:mc="http://schemas.openxmlformats.org/markup-compatibility/2006" xmlns:r="http://schemas.openxmlformats.org/officeDocument/2006/relationships" xmlns:w="http://schemas.openxmlformats.org/wordprocessingml/2006/main" xmlns:w14="http://schemas.microsoft.com/office/word/2010/wordml" xmlns:w15="http://schemas.microsoft.com/office/word/2012/wordml" xmlns:w16cid="http://schemas.microsoft.com/office/word/2016/wordml/cid" xmlns:w16se="http://schemas.microsoft.com/office/word/2015/wordml/symex" mc:Ignorable="w14 w15 w16se w16cid">
+<w:webSettings xmlns:mc="http://schemas.openxmlformats.org/markup-compatibility/2006" xmlns:r="http://schemas.openxmlformats.org/officeDocument/2006/relationships" xmlns:w="http://schemas.openxmlformats.org/wordprocessingml/2006/main" xmlns:w14="http://schemas.microsoft.com/office/word/2010/wordml" xmlns:w15="http://schemas.microsoft.com/office/word/2012/wordml" xmlns:w16se="http://schemas.microsoft.com/office/word/2015/wordml/symex" mc:Ignorable="w14 w15 w16se">
   <w:optimizeForBrowser/>
   <w:allowPNG/>
 </w:webSettings>
@@ -2519,7 +2712,7 @@
 </file>
 
 <file path=customXml/itemProps1.xml><?xml version="1.0" encoding="utf-8"?>
-<ds:datastoreItem xmlns:ds="http://schemas.openxmlformats.org/officeDocument/2006/customXml" ds:itemID="{83D31A9F-3AEF-4888-8A82-1A4CC8C9A8FA}">
+<ds:datastoreItem xmlns:ds="http://schemas.openxmlformats.org/officeDocument/2006/customXml" ds:itemID="{6EC85ACD-DA36-43A7-ADA6-77F3E09CB6B8}">
   <ds:schemaRefs>
     <ds:schemaRef ds:uri="http://schemas.openxmlformats.org/officeDocument/2006/bibliography"/>
   </ds:schemaRefs>
